--- a/Petições/Penhora/Penhora imobiliária.docx
+++ b/Petições/Penhora/Penhora imobiliária.docx
@@ -915,7 +915,7 @@
       <w:r>
         <w:rPr>
           <w:rFonts w:ascii="Calibri" w:hAnsi="Calibri" w:cs="Calibri,Bold"/>
-          <w:b/>
+          <w:b w:val="0"/>
           <w:bCs/>
           <w:color w:val="000000"/>
           <w:sz w:val="24"/>
@@ -927,7 +927,7 @@
       <w:r>
         <w:rPr>
           <w:rFonts w:ascii="Calibri" w:hAnsi="Calibri" w:cs="Calibri,Bold"/>
-          <w:b/>
+          <w:b w:val="0"/>
           <w:bCs/>
           <w:color w:val="000000"/>
           <w:sz w:val="24"/>
@@ -938,7 +938,7 @@
       <w:r>
         <w:rPr>
           <w:rFonts w:ascii="Calibri" w:hAnsi="Calibri" w:cs="Calibri,Bold"/>
-          <w:b/>
+          <w:b w:val="0"/>
           <w:bCs/>
           <w:color w:val="000000"/>
           <w:sz w:val="24"/>

--- a/Petições/Penhora/Penhora imobiliária.docx
+++ b/Petições/Penhora/Penhora imobiliária.docx
@@ -330,7 +330,31 @@
           <w:szCs w:val="22"/>
           <w:highlight w:val="yellow"/>
         </w:rPr>
-        <w:t>(réu ou réus)</w:t>
+        <w:t>(</w:t>
+      </w:r>
+      <w:r>
+        <w:rPr>
+          <w:rFonts w:ascii="Calibri" w:hAnsi="Calibri" w:cs="Calibri,Bold"/>
+          <w:b/>
+          <w:bCs/>
+          <w:color w:val="000000"/>
+          <w:sz w:val="24"/>
+          <w:szCs w:val="22"/>
+          <w:highlight w:val="yellow"/>
+        </w:rPr>
+        <w:t xml:space="preserve">ré ou rés ou </w:t>
+      </w:r>
+      <w:r>
+        <w:rPr>
+          <w:rFonts w:ascii="Calibri" w:hAnsi="Calibri" w:cs="Calibri,Bold"/>
+          <w:b/>
+          <w:bCs/>
+          <w:color w:val="000000"/>
+          <w:sz w:val="24"/>
+          <w:szCs w:val="22"/>
+          <w:highlight w:val="yellow"/>
+        </w:rPr>
+        <w:t>réu ou réus)</w:t>
       </w:r>
       <w:r>
         <w:rPr>
@@ -459,19 +483,36 @@
       <w:r>
         <w:rPr>
           <w:rFonts w:ascii="Calibri" w:hAnsi="Calibri" w:cs="Calibri"/>
+          <w:color w:val="FF0000"/>
+          <w:sz w:val="24"/>
+          <w:szCs w:val="22"/>
+        </w:rPr>
+        <w:t>imóvel(is)</w:t>
+      </w:r>
+      <w:r>
+        <w:rPr>
+          <w:rFonts w:ascii="Calibri" w:hAnsi="Calibri" w:cs="Calibri"/>
+          <w:sz w:val="24"/>
+          <w:szCs w:val="22"/>
+        </w:rPr>
+        <w:t xml:space="preserve"> </w:t>
+      </w:r>
+      <w:r>
+        <w:rPr>
+          <w:rFonts w:ascii="Calibri" w:hAnsi="Calibri" w:cs="Calibri"/>
+          <w:sz w:val="24"/>
+          <w:szCs w:val="22"/>
+        </w:rPr>
+        <w:t xml:space="preserve">de propriedade </w:t>
+      </w:r>
+      <w:r>
+        <w:rPr>
+          <w:rFonts w:ascii="Calibri" w:hAnsi="Calibri" w:cs="Calibri"/>
           <w:sz w:val="24"/>
           <w:szCs w:val="22"/>
           <w:highlight w:val="yellow"/>
         </w:rPr>
-        <w:t>(imóvel ou imóveis)</w:t>
-      </w:r>
-      <w:r>
-        <w:rPr>
-          <w:rFonts w:ascii="Calibri" w:hAnsi="Calibri" w:cs="Calibri"/>
-          <w:sz w:val="24"/>
-          <w:szCs w:val="22"/>
-        </w:rPr>
-        <w:t xml:space="preserve"> de propriedade </w:t>
+        <w:t>(</w:t>
       </w:r>
       <w:r>
         <w:rPr>
@@ -480,7 +521,34 @@
           <w:szCs w:val="22"/>
           <w:highlight w:val="yellow"/>
         </w:rPr>
-        <w:t>(do ou dos) (executado ou executados)</w:t>
+        <w:t xml:space="preserve">da ou das ou </w:t>
+      </w:r>
+      <w:r>
+        <w:rPr>
+          <w:rFonts w:ascii="Calibri" w:hAnsi="Calibri" w:cs="Calibri"/>
+          <w:sz w:val="24"/>
+          <w:szCs w:val="22"/>
+          <w:highlight w:val="yellow"/>
+        </w:rPr>
+        <w:t>do ou dos) (executado ou executados</w:t>
+      </w:r>
+      <w:r>
+        <w:rPr>
+          <w:rFonts w:ascii="Calibri" w:hAnsi="Calibri" w:cs="Calibri"/>
+          <w:sz w:val="24"/>
+          <w:szCs w:val="22"/>
+          <w:highlight w:val="yellow"/>
+        </w:rPr>
+        <w:t xml:space="preserve"> ou executada ou executadas</w:t>
+      </w:r>
+      <w:r>
+        <w:rPr>
+          <w:rFonts w:ascii="Calibri" w:hAnsi="Calibri" w:cs="Calibri"/>
+          <w:sz w:val="24"/>
+          <w:szCs w:val="22"/>
+          <w:highlight w:val="yellow"/>
+        </w:rPr>
+        <w:t>)</w:t>
       </w:r>
       <w:r>
         <w:rPr>
@@ -493,6 +561,33 @@
       <w:r>
         <w:rPr>
           <w:rFonts w:ascii="Calibri" w:hAnsi="Calibri" w:cs="Calibri"/>
+          <w:color w:val="FF0000"/>
+          <w:sz w:val="24"/>
+          <w:szCs w:val="22"/>
+        </w:rPr>
+        <w:t>que é(são) passível(is)</w:t>
+      </w:r>
+      <w:r>
+        <w:rPr>
+          <w:rFonts w:ascii="Calibri" w:hAnsi="Calibri" w:cs="Calibri"/>
+          <w:sz w:val="24"/>
+          <w:szCs w:val="22"/>
+        </w:rPr>
+        <w:t xml:space="preserve"> de penhora, conforme </w:t>
+      </w:r>
+      <w:r>
+        <w:rPr>
+          <w:rFonts w:ascii="Calibri" w:hAnsi="Calibri" w:cs="Calibri"/>
+          <w:color w:val="FF0000"/>
+          <w:sz w:val="24"/>
+          <w:szCs w:val="22"/>
+        </w:rPr>
+        <w:t>matrícula</w:t>
+      </w:r>
+      <w:r>
+        <w:rPr>
+          <w:rFonts w:ascii="Calibri" w:hAnsi="Calibri" w:cs="Calibri"/>
+          <w:color w:val="FF0000"/>
           <w:sz w:val="24"/>
           <w:szCs w:val="22"/>
         </w:rPr>
@@ -505,11 +600,12 @@
           <w:sz w:val="24"/>
           <w:szCs w:val="22"/>
         </w:rPr>
-        <w:t>inserir o nome do réu(s) que localizou o(s) imóvel(is)</w:t>
-      </w:r>
-      <w:r>
-        <w:rPr>
-          <w:rFonts w:ascii="Calibri" w:hAnsi="Calibri" w:cs="Calibri"/>
+        <w:t>s</w:t>
+      </w:r>
+      <w:r>
+        <w:rPr>
+          <w:rFonts w:ascii="Calibri" w:hAnsi="Calibri" w:cs="Calibri"/>
+          <w:color w:val="FF0000"/>
           <w:sz w:val="24"/>
           <w:szCs w:val="22"/>
         </w:rPr>
@@ -521,7 +617,7 @@
           <w:sz w:val="24"/>
           <w:szCs w:val="22"/>
         </w:rPr>
-        <w:t xml:space="preserve">, </w:t>
+        <w:t xml:space="preserve"> </w:t>
       </w:r>
       <w:r>
         <w:rPr>
@@ -530,15 +626,78 @@
           <w:sz w:val="24"/>
           <w:szCs w:val="22"/>
         </w:rPr>
-        <w:t>que é(são) passível(is)</w:t>
-      </w:r>
-      <w:r>
-        <w:rPr>
-          <w:rFonts w:ascii="Calibri" w:hAnsi="Calibri" w:cs="Calibri"/>
-          <w:sz w:val="24"/>
-          <w:szCs w:val="22"/>
-        </w:rPr>
-        <w:t xml:space="preserve"> de penhora, conforme matrículas atualizadas juntadas aos autos.</w:t>
+        <w:t>atualizada</w:t>
+      </w:r>
+      <w:r>
+        <w:rPr>
+          <w:rFonts w:ascii="Calibri" w:hAnsi="Calibri" w:cs="Calibri"/>
+          <w:color w:val="FF0000"/>
+          <w:sz w:val="24"/>
+          <w:szCs w:val="22"/>
+        </w:rPr>
+        <w:t>(</w:t>
+      </w:r>
+      <w:r>
+        <w:rPr>
+          <w:rFonts w:ascii="Calibri" w:hAnsi="Calibri" w:cs="Calibri"/>
+          <w:color w:val="FF0000"/>
+          <w:sz w:val="24"/>
+          <w:szCs w:val="22"/>
+        </w:rPr>
+        <w:t>s</w:t>
+      </w:r>
+      <w:r>
+        <w:rPr>
+          <w:rFonts w:ascii="Calibri" w:hAnsi="Calibri" w:cs="Calibri"/>
+          <w:color w:val="FF0000"/>
+          <w:sz w:val="24"/>
+          <w:szCs w:val="22"/>
+        </w:rPr>
+        <w:t>)</w:t>
+      </w:r>
+      <w:r>
+        <w:rPr>
+          <w:rFonts w:ascii="Calibri" w:hAnsi="Calibri" w:cs="Calibri"/>
+          <w:color w:val="FF0000"/>
+          <w:sz w:val="24"/>
+          <w:szCs w:val="22"/>
+        </w:rPr>
+        <w:t xml:space="preserve"> juntada</w:t>
+      </w:r>
+      <w:r>
+        <w:rPr>
+          <w:rFonts w:ascii="Calibri" w:hAnsi="Calibri" w:cs="Calibri"/>
+          <w:color w:val="FF0000"/>
+          <w:sz w:val="24"/>
+          <w:szCs w:val="22"/>
+        </w:rPr>
+        <w:t>(</w:t>
+      </w:r>
+      <w:r>
+        <w:rPr>
+          <w:rFonts w:ascii="Calibri" w:hAnsi="Calibri" w:cs="Calibri"/>
+          <w:color w:val="FF0000"/>
+          <w:sz w:val="24"/>
+          <w:szCs w:val="22"/>
+        </w:rPr>
+        <w:t>s</w:t>
+      </w:r>
+      <w:r>
+        <w:rPr>
+          <w:rFonts w:ascii="Calibri" w:hAnsi="Calibri" w:cs="Calibri"/>
+          <w:color w:val="FF0000"/>
+          <w:sz w:val="24"/>
+          <w:szCs w:val="22"/>
+        </w:rPr>
+        <w:t>)</w:t>
+      </w:r>
+      <w:r>
+        <w:rPr>
+          <w:rFonts w:ascii="Calibri" w:hAnsi="Calibri" w:cs="Calibri"/>
+          <w:sz w:val="24"/>
+          <w:szCs w:val="22"/>
+        </w:rPr>
+        <w:t xml:space="preserve"> aos autos.</w:t>
       </w:r>
     </w:p>
     <w:p>
@@ -915,7 +1074,7 @@
       <w:r>
         <w:rPr>
           <w:rFonts w:ascii="Calibri" w:hAnsi="Calibri" w:cs="Calibri,Bold"/>
-          <w:b w:val="0"/>
+          <w:b/>
           <w:bCs/>
           <w:color w:val="000000"/>
           <w:sz w:val="24"/>
@@ -927,7 +1086,7 @@
       <w:r>
         <w:rPr>
           <w:rFonts w:ascii="Calibri" w:hAnsi="Calibri" w:cs="Calibri,Bold"/>
-          <w:b w:val="0"/>
+          <w:b/>
           <w:bCs/>
           <w:color w:val="000000"/>
           <w:sz w:val="24"/>
@@ -938,7 +1097,7 @@
       <w:r>
         <w:rPr>
           <w:rFonts w:ascii="Calibri" w:hAnsi="Calibri" w:cs="Calibri,Bold"/>
-          <w:b w:val="0"/>
+          <w:b/>
           <w:bCs/>
           <w:color w:val="000000"/>
           <w:sz w:val="24"/>
@@ -986,7 +1145,7 @@
           <w:sz w:val="24"/>
           <w:szCs w:val="22"/>
         </w:rPr>
-        <w:t>5 de junho de 2026</w:t>
+        <w:t>22 de julho de 2026</w:t>
       </w:r>
       <w:r>
         <w:rPr>
@@ -1162,7 +1321,7 @@
         <w:sz w:val="20"/>
         <w:szCs w:val="20"/>
       </w:rPr>
-      <w:t>1</w:t>
+      <w:t>2</w:t>
     </w:r>
     <w:r>
       <w:rPr>
@@ -1211,7 +1370,7 @@
         <w:sz w:val="20"/>
         <w:szCs w:val="20"/>
       </w:rPr>
-      <w:t>1</w:t>
+      <w:t>2</w:t>
     </w:r>
     <w:r>
       <w:rPr>

--- a/Petições/Penhora/Penhora imobiliária.docx
+++ b/Petições/Penhora/Penhora imobiliária.docx
@@ -913,15 +913,69 @@
           <w:sz w:val="24"/>
           <w:szCs w:val="22"/>
         </w:rPr>
-        <w:t>respeitado os respectivos quinhões do executado</w:t>
-      </w:r>
-      <w:r>
-        <w:rPr>
-          <w:rFonts w:ascii="Calibri" w:hAnsi="Calibri" w:cs="Calibri"/>
+        <w:t xml:space="preserve">respeitado os respectivos quinhões </w:t>
+      </w:r>
+      <w:r>
+        <w:rPr>
+          <w:rFonts w:ascii="Calibri" w:hAnsi="Calibri" w:cs="Calibri"/>
+          <w:color w:val="FF0000"/>
+          <w:sz w:val="24"/>
+          <w:szCs w:val="22"/>
+        </w:rPr>
+        <w:t>do</w:t>
+      </w:r>
+      <w:r>
+        <w:rPr>
+          <w:rFonts w:ascii="Calibri" w:hAnsi="Calibri" w:cs="Calibri"/>
+          <w:color w:val="FF0000"/>
+          <w:sz w:val="24"/>
+          <w:szCs w:val="22"/>
+        </w:rPr>
+        <w:t>(a)(s)</w:t>
+      </w:r>
+      <w:r>
+        <w:rPr>
+          <w:rFonts w:ascii="Calibri" w:hAnsi="Calibri" w:cs="Calibri"/>
+          <w:color w:val="FF0000"/>
+          <w:sz w:val="24"/>
+          <w:szCs w:val="22"/>
+        </w:rPr>
+        <w:t xml:space="preserve"> executado</w:t>
+      </w:r>
+      <w:r>
+        <w:rPr>
+          <w:rFonts w:ascii="Calibri" w:hAnsi="Calibri" w:cs="Calibri"/>
+          <w:color w:val="FF0000"/>
+          <w:sz w:val="24"/>
+          <w:szCs w:val="22"/>
+        </w:rPr>
+        <w:t>(a)(s</w:t>
+      </w:r>
+      <w:r>
+        <w:rPr>
+          <w:rFonts w:ascii="Calibri" w:hAnsi="Calibri" w:cs="Calibri"/>
+          <w:color w:val="FF0000"/>
           <w:sz w:val="24"/>
           <w:szCs w:val="22"/>
         </w:rPr>
         <w:t>)</w:t>
+      </w:r>
+      <w:r>
+        <w:rPr>
+          <w:rFonts w:ascii="Calibri" w:hAnsi="Calibri" w:cs="Calibri"/>
+          <w:color w:val="FF0000"/>
+          <w:sz w:val="24"/>
+          <w:szCs w:val="22"/>
+        </w:rPr>
+        <w:t>)</w:t>
+      </w:r>
+      <w:r>
+        <w:rPr>
+          <w:rFonts w:ascii="Calibri" w:hAnsi="Calibri" w:cs="Calibri"/>
+          <w:sz w:val="24"/>
+          <w:szCs w:val="22"/>
+        </w:rPr>
+        <w:t>.</w:t>
       </w:r>
     </w:p>
     <w:p>
@@ -1145,7 +1199,7 @@
           <w:sz w:val="24"/>
           <w:szCs w:val="22"/>
         </w:rPr>
-        <w:t>22 de julho de 2026</w:t>
+        <w:t>28 de julho de 2026</w:t>
       </w:r>
       <w:r>
         <w:rPr>
@@ -1321,7 +1375,7 @@
         <w:sz w:val="20"/>
         <w:szCs w:val="20"/>
       </w:rPr>
-      <w:t>2</w:t>
+      <w:t>1</w:t>
     </w:r>
     <w:r>
       <w:rPr>
@@ -1370,7 +1424,7 @@
         <w:sz w:val="20"/>
         <w:szCs w:val="20"/>
       </w:rPr>
-      <w:t>2</w:t>
+      <w:t>1</w:t>
     </w:r>
     <w:r>
       <w:rPr>
